--- a/CÔNG TY TNHH PHÁT TRIỂN THƯƠNG MẠI QUỐC TẾ LÊ GIA/GP_LG_2026_04-03-26.docx
+++ b/CÔNG TY TNHH PHÁT TRIỂN THƯƠNG MẠI QUỐC TẾ LÊ GIA/GP_LG_2026_04-03-26.docx
@@ -11,63 +11,7 @@
           <w:b/>
           <w:sz w:val="24"/>
         </w:rPr>
-        <w:t>C</w:t>
-      </w:r>
-      <w:r>
-        <w:rPr>
-          <w:b/>
-          <w:sz w:val="24"/>
-        </w:rPr>
-        <w:t>Ộ</w:t>
-      </w:r>
-      <w:r>
-        <w:rPr>
-          <w:b/>
-          <w:sz w:val="24"/>
-        </w:rPr>
-        <w:t>NG HÒA XÃ H</w:t>
-      </w:r>
-      <w:r>
-        <w:rPr>
-          <w:b/>
-          <w:sz w:val="24"/>
-        </w:rPr>
-        <w:t>Ộ</w:t>
-      </w:r>
-      <w:r>
-        <w:rPr>
-          <w:b/>
-          <w:sz w:val="24"/>
-        </w:rPr>
-        <w:t>I CH</w:t>
-      </w:r>
-      <w:r>
-        <w:rPr>
-          <w:b/>
-          <w:sz w:val="24"/>
-        </w:rPr>
-        <w:t>Ủ</w:t>
-      </w:r>
-      <w:r>
-        <w:rPr>
-          <w:b/>
-          <w:sz w:val="24"/>
-        </w:rPr>
-        <w:t xml:space="preserve"> NGHĨA VI</w:t>
-      </w:r>
-      <w:r>
-        <w:rPr>
-          <w:b/>
-          <w:sz w:val="24"/>
-        </w:rPr>
-        <w:t>Ệ</w:t>
-      </w:r>
-      <w:r>
-        <w:rPr>
-          <w:b/>
-          <w:sz w:val="24"/>
-        </w:rPr>
-        <w:t>T NAM</w:t>
+        <w:t>CỘNG HÒA XÃ HỘI CHỦ NGHĨA VIỆT NAM</w:t>
       </w:r>
       <w:r>
         <w:rPr>
@@ -75,63 +19,7 @@
           <w:sz w:val="24"/>
         </w:rPr>
         <w:br/>
-        <w:t>Đ</w:t>
-      </w:r>
-      <w:r>
-        <w:rPr>
-          <w:b/>
-          <w:sz w:val="24"/>
-        </w:rPr>
-        <w:t>ộ</w:t>
-      </w:r>
-      <w:r>
-        <w:rPr>
-          <w:b/>
-          <w:sz w:val="24"/>
-        </w:rPr>
-        <w:t>c l</w:t>
-      </w:r>
-      <w:r>
-        <w:rPr>
-          <w:b/>
-          <w:sz w:val="24"/>
-        </w:rPr>
-        <w:t>ậ</w:t>
-      </w:r>
-      <w:r>
-        <w:rPr>
-          <w:b/>
-          <w:sz w:val="24"/>
-        </w:rPr>
-        <w:t>p - T</w:t>
-      </w:r>
-      <w:r>
-        <w:rPr>
-          <w:b/>
-          <w:sz w:val="24"/>
-        </w:rPr>
-        <w:t>ự</w:t>
-      </w:r>
-      <w:r>
-        <w:rPr>
-          <w:b/>
-          <w:sz w:val="24"/>
-        </w:rPr>
-        <w:t xml:space="preserve"> do - H</w:t>
-      </w:r>
-      <w:r>
-        <w:rPr>
-          <w:b/>
-          <w:sz w:val="24"/>
-        </w:rPr>
-        <w:t>ạ</w:t>
-      </w:r>
-      <w:r>
-        <w:rPr>
-          <w:b/>
-          <w:sz w:val="24"/>
-        </w:rPr>
-        <w:t>nh phúc</w:t>
+        <w:t>Độc lập - Tự do - Hạnh phúc</w:t>
       </w:r>
       <w:r>
         <w:rPr>
@@ -146,49 +34,7 @@
           <w:sz w:val="24"/>
         </w:rPr>
         <w:br/>
-        <w:t>S</w:t>
-      </w:r>
-      <w:r>
-        <w:rPr>
-          <w:b/>
-          <w:sz w:val="24"/>
-        </w:rPr>
-        <w:t>Ở</w:t>
-      </w:r>
-      <w:r>
-        <w:rPr>
-          <w:b/>
-          <w:sz w:val="24"/>
-        </w:rPr>
-        <w:t xml:space="preserve"> TÀI CHÍNH THÀNH PH</w:t>
-      </w:r>
-      <w:r>
-        <w:rPr>
-          <w:b/>
-          <w:sz w:val="24"/>
-        </w:rPr>
-        <w:t>Ố</w:t>
-      </w:r>
-      <w:r>
-        <w:rPr>
-          <w:b/>
-          <w:sz w:val="24"/>
-        </w:rPr>
-        <w:t xml:space="preserve"> H</w:t>
-      </w:r>
-      <w:r>
-        <w:rPr>
-          <w:b/>
-          <w:sz w:val="24"/>
-        </w:rPr>
-        <w:t>Ồ</w:t>
-      </w:r>
-      <w:r>
-        <w:rPr>
-          <w:b/>
-          <w:sz w:val="24"/>
-        </w:rPr>
-        <w:t xml:space="preserve"> CHÍ MINH</w:t>
+        <w:t>SỞ TÀI CHÍNH THÀNH PHỐ HỒ CHÍ MINH</w:t>
       </w:r>
       <w:r>
         <w:rPr>
@@ -216,63 +62,7 @@
           <w:sz w:val="28"/>
         </w:rPr>
         <w:br/>
-        <w:t>GI</w:t>
-      </w:r>
-      <w:r>
-        <w:rPr>
-          <w:b/>
-          <w:sz w:val="28"/>
-        </w:rPr>
-        <w:t>Ấ</w:t>
-      </w:r>
-      <w:r>
-        <w:rPr>
-          <w:b/>
-          <w:sz w:val="28"/>
-        </w:rPr>
-        <w:t>Y CH</w:t>
-      </w:r>
-      <w:r>
-        <w:rPr>
-          <w:b/>
-          <w:sz w:val="28"/>
-        </w:rPr>
-        <w:t>Ứ</w:t>
-      </w:r>
-      <w:r>
-        <w:rPr>
-          <w:b/>
-          <w:sz w:val="28"/>
-        </w:rPr>
-        <w:t>NG NH</w:t>
-      </w:r>
-      <w:r>
-        <w:rPr>
-          <w:b/>
-          <w:sz w:val="28"/>
-        </w:rPr>
-        <w:t>Ậ</w:t>
-      </w:r>
-      <w:r>
-        <w:rPr>
-          <w:b/>
-          <w:sz w:val="28"/>
-        </w:rPr>
-        <w:t>N ĐĂNG KÝ DOANH NGHI</w:t>
-      </w:r>
-      <w:r>
-        <w:rPr>
-          <w:b/>
-          <w:sz w:val="28"/>
-        </w:rPr>
-        <w:t>Ệ</w:t>
-      </w:r>
-      <w:r>
-        <w:rPr>
-          <w:b/>
-          <w:sz w:val="28"/>
-        </w:rPr>
-        <w:t>P</w:t>
+        <w:t>GIẤY CHỨNG NHẬN ĐĂNG KÝ DOANH NGHIỆP</w:t>
       </w:r>
       <w:r>
         <w:rPr>
@@ -280,63 +70,7 @@
           <w:sz w:val="28"/>
         </w:rPr>
         <w:br/>
-        <w:t>CÔNG TY TRÁCH NHI</w:t>
-      </w:r>
-      <w:r>
-        <w:rPr>
-          <w:b/>
-          <w:sz w:val="28"/>
-        </w:rPr>
-        <w:t>Ệ</w:t>
-      </w:r>
-      <w:r>
-        <w:rPr>
-          <w:b/>
-          <w:sz w:val="28"/>
-        </w:rPr>
-        <w:t>M H</w:t>
-      </w:r>
-      <w:r>
-        <w:rPr>
-          <w:b/>
-          <w:sz w:val="28"/>
-        </w:rPr>
-        <w:t>Ữ</w:t>
-      </w:r>
-      <w:r>
-        <w:rPr>
-          <w:b/>
-          <w:sz w:val="28"/>
-        </w:rPr>
-        <w:t>U H</w:t>
-      </w:r>
-      <w:r>
-        <w:rPr>
-          <w:b/>
-          <w:sz w:val="28"/>
-        </w:rPr>
-        <w:t>Ạ</w:t>
-      </w:r>
-      <w:r>
-        <w:rPr>
-          <w:b/>
-          <w:sz w:val="28"/>
-        </w:rPr>
-        <w:t>N HAI THÀNH VIÊN TR</w:t>
-      </w:r>
-      <w:r>
-        <w:rPr>
-          <w:b/>
-          <w:sz w:val="28"/>
-        </w:rPr>
-        <w:t>Ở</w:t>
-      </w:r>
-      <w:r>
-        <w:rPr>
-          <w:b/>
-          <w:sz w:val="28"/>
-        </w:rPr>
-        <w:t xml:space="preserve"> LÊN</w:t>
+        <w:t>CÔNG TY TRÁCH NHIỆM HỮU HẠN HAI THÀNH VIÊN TRỞ LÊN</w:t>
       </w:r>
       <w:r>
         <w:rPr>
@@ -348,62 +82,17 @@
     </w:p>
     <w:p>
       <w:r>
-        <w:t>Mã s</w:t>
-      </w:r>
-      <w:r>
-        <w:t>ố</w:t>
-      </w:r>
-      <w:r>
-        <w:t xml:space="preserve"> doanh nghi</w:t>
-      </w:r>
-      <w:r>
-        <w:t>ệ</w:t>
-      </w:r>
-      <w:r>
-        <w:t>p: 0314884303</w:t>
+        <w:t>Mã số doanh nghiệp: 0314884303</w:t>
       </w:r>
     </w:p>
     <w:p>
       <w:r>
-        <w:t xml:space="preserve">Đăng ký </w:t>
-      </w:r>
-      <w:r>
-        <w:t>l</w:t>
-      </w:r>
-      <w:r>
-        <w:t>ầ</w:t>
-      </w:r>
-      <w:r>
-        <w:t>n đ</w:t>
-      </w:r>
-      <w:r>
-        <w:t>ầ</w:t>
-      </w:r>
-      <w:r>
-        <w:t>u: ngày 08 tháng 02 năm 2018</w:t>
+        <w:t>Đăng ký lần đầu: ngày 08 tháng 02 năm 2018</w:t>
       </w:r>
     </w:p>
     <w:p>
       <w:r>
-        <w:t>Đăng ký thay đ</w:t>
-      </w:r>
-      <w:r>
-        <w:t>ổ</w:t>
-      </w:r>
-      <w:r>
-        <w:t>i l</w:t>
-      </w:r>
-      <w:r>
-        <w:t>ầ</w:t>
-      </w:r>
-      <w:r>
-        <w:t>n th</w:t>
-      </w:r>
-      <w:r>
-        <w:t>ứ</w:t>
-      </w:r>
-      <w:r>
-        <w:t>: 5, ngày 04 tháng 03 năm 2026</w:t>
+        <w:t>Đăng ký thay đổi lần thứ: 5, ngày 04 tháng 03 năm 2026</w:t>
       </w:r>
     </w:p>
     <w:p>
@@ -414,233 +103,42 @@
     </w:p>
     <w:p>
       <w:r>
-        <w:t>Tên công ty vi</w:t>
-      </w:r>
-      <w:r>
-        <w:t>ế</w:t>
-      </w:r>
-      <w:r>
-        <w:t>t b</w:t>
-      </w:r>
-      <w:r>
-        <w:t>ằ</w:t>
-      </w:r>
-      <w:r>
-        <w:t>ng ti</w:t>
-      </w:r>
-      <w:r>
-        <w:t>ế</w:t>
-      </w:r>
-      <w:r>
-        <w:t>ng Vi</w:t>
-      </w:r>
-      <w:r>
-        <w:t>ệ</w:t>
-      </w:r>
-      <w:r>
-        <w:t>t: CÔNG TY TNHH PHÁT TRI</w:t>
-      </w:r>
-      <w:r>
-        <w:t>Ể</w:t>
-      </w:r>
-      <w:r>
-        <w:t>N THƯƠNG M</w:t>
-      </w:r>
-      <w:r>
-        <w:t>Ạ</w:t>
-      </w:r>
-      <w:r>
-        <w:t>I QU</w:t>
-      </w:r>
-      <w:r>
-        <w:t>Ố</w:t>
-      </w:r>
-      <w:r>
-        <w:t>C T</w:t>
-      </w:r>
-      <w:r>
-        <w:t>Ế</w:t>
-      </w:r>
-      <w:r>
-        <w:t xml:space="preserve"> LÊ GIA</w:t>
-      </w:r>
-      <w:bookmarkStart w:id="0" w:name="_GoBack"/>
-      <w:bookmarkEnd w:id="0"/>
-    </w:p>
-    <w:p>
-      <w:r>
-        <w:t>Tên công ty vi</w:t>
-      </w:r>
-      <w:r>
-        <w:t>ế</w:t>
-      </w:r>
-      <w:r>
-        <w:t>t b</w:t>
-      </w:r>
-      <w:r>
-        <w:t>ằ</w:t>
-      </w:r>
-      <w:r>
-        <w:t>ng ti</w:t>
-      </w:r>
-      <w:r>
-        <w:t>ế</w:t>
-      </w:r>
-      <w:r>
-        <w:t>ng nư</w:t>
-      </w:r>
-      <w:r>
-        <w:t>ớ</w:t>
-      </w:r>
-      <w:r>
-        <w:t>c ngoài: LE GIA INTERNATIONAL DEVEL</w:t>
-      </w:r>
-      <w:r>
-        <w:t>OPMENT TRADING COMPANY LIMITED</w:t>
+        <w:t>Tên công ty viết bằng tiếng Việt: CÔNG TY TNHH PHÁT TRIỂN THƯƠNG MẠI QUỐC TẾ LÊ GIA</w:t>
       </w:r>
     </w:p>
     <w:p>
       <w:r>
-        <w:t>Tên công ty vi</w:t>
+        <w:t>Tên công ty viết bằng tiếng nước ngoài: LE GIA INTERNATIONAL DEVELOPMENT TRADING COMPANY LIMITED</w:t>
       </w:r>
+    </w:p>
+    <w:p>
       <w:r>
-        <w:t>ế</w:t>
-      </w:r>
-      <w:r>
-        <w:t>t t</w:t>
-      </w:r>
-      <w:r>
-        <w:t>ắ</w:t>
-      </w:r>
-      <w:r>
-        <w:t>t: LE GIA TRAD CO.,LTD</w:t>
+        <w:t>Tên công ty viết tắt: LE GIA TRAD CO.,LTD</w:t>
       </w:r>
     </w:p>
     <w:p>
       <w:r>
         <w:br/>
-        <w:t>2. Đ</w:t>
-      </w:r>
-      <w:r>
-        <w:t>ị</w:t>
-      </w:r>
-      <w:r>
-        <w:t>a ch</w:t>
-      </w:r>
-      <w:r>
-        <w:t>ỉ</w:t>
-      </w:r>
-      <w:r>
-        <w:t xml:space="preserve"> tr</w:t>
-      </w:r>
-      <w:r>
-        <w:t>ụ</w:t>
-      </w:r>
-      <w:r>
-        <w:t xml:space="preserve"> s</w:t>
-      </w:r>
-      <w:r>
-        <w:t>ở</w:t>
-      </w:r>
-      <w:r>
-        <w:t xml:space="preserve"> chính</w:t>
+        <w:t>2. Địa chỉ trụ sở chính</w:t>
       </w:r>
     </w:p>
     <w:p>
       <w:r>
-        <w:t>Đ</w:t>
-      </w:r>
-      <w:r>
-        <w:t>ị</w:t>
-      </w:r>
-      <w:r>
-        <w:t>a ch</w:t>
-      </w:r>
-      <w:r>
-        <w:t>ỉ</w:t>
-      </w:r>
-      <w:r>
-        <w:t>: 810 T</w:t>
-      </w:r>
-      <w:r>
-        <w:t>ỉ</w:t>
-      </w:r>
-      <w:r>
-        <w:t>nh l</w:t>
-      </w:r>
-      <w:r>
-        <w:t>ộ</w:t>
-      </w:r>
-      <w:r>
-        <w:t xml:space="preserve"> 43, Phư</w:t>
-      </w:r>
-      <w:r>
-        <w:t>ờ</w:t>
-      </w:r>
-      <w:r>
-        <w:t>ng Tam Bình, Thành ph</w:t>
-      </w:r>
-      <w:r>
-        <w:t>ố</w:t>
-      </w:r>
-      <w:r>
-        <w:t xml:space="preserve"> H</w:t>
-      </w:r>
-      <w:r>
-        <w:t>ồ</w:t>
-      </w:r>
-      <w:r>
-        <w:t xml:space="preserve"> Chí Minh, Vi</w:t>
-      </w:r>
-      <w:r>
-        <w:t>ệ</w:t>
-      </w:r>
-      <w:r>
-        <w:t>t Nam</w:t>
+        <w:t>Địa chỉ: 810 Tỉnh lộ 43, Phường Tam Bình, Thành phố Hồ Chí Minh, Việt Nam</w:t>
       </w:r>
     </w:p>
     <w:p>
       <w:r>
-        <w:t>Đi</w:t>
-      </w:r>
-      <w:r>
-        <w:t>ệ</w:t>
-      </w:r>
-      <w:r>
-        <w:t>n tho</w:t>
-      </w:r>
-      <w:r>
-        <w:t>ạ</w:t>
-      </w:r>
-      <w:r>
-        <w:t>i: 0986181266</w:t>
+        <w:t>Điện thoại: 0986181266</w:t>
       </w:r>
     </w:p>
     <w:p>
       <w:r>
-        <w:t>Thư đi</w:t>
-      </w:r>
-      <w:r>
-        <w:t>ệ</w:t>
-      </w:r>
-      <w:r>
-        <w:t>n t</w:t>
-      </w:r>
-      <w:r>
-        <w:t>ử</w:t>
-      </w:r>
-      <w:r>
-        <w:t xml:space="preserve">: </w:t>
+        <w:t xml:space="preserve">Thư điện tử: </w:t>
       </w:r>
       <w:r>
         <w:br/>
-        <w:t>S</w:t>
-      </w:r>
-      <w:r>
-        <w:t>ố</w:t>
-      </w:r>
-      <w:r>
-        <w:t xml:space="preserve"> Fax: </w:t>
+        <w:t xml:space="preserve">Số Fax: </w:t>
       </w:r>
       <w:r>
         <w:br/>
@@ -650,102 +148,24 @@
     <w:p>
       <w:r>
         <w:br/>
-        <w:t>3. V</w:t>
-      </w:r>
-      <w:r>
-        <w:t>ố</w:t>
-      </w:r>
-      <w:r>
-        <w:t>n đi</w:t>
-      </w:r>
-      <w:r>
-        <w:t>ề</w:t>
-      </w:r>
-      <w:r>
-        <w:t>u l</w:t>
-      </w:r>
-      <w:r>
-        <w:t>ệ</w:t>
+        <w:t>3. Vốn điều lệ</w:t>
       </w:r>
     </w:p>
     <w:p>
       <w:r>
-        <w:t>V</w:t>
-      </w:r>
-      <w:r>
-        <w:t>ố</w:t>
-      </w:r>
-      <w:r>
-        <w:t>n đi</w:t>
-      </w:r>
-      <w:r>
-        <w:t>ề</w:t>
-      </w:r>
-      <w:r>
-        <w:t>u l</w:t>
-      </w:r>
-      <w:r>
-        <w:t>ệ</w:t>
-      </w:r>
-      <w:r>
-        <w:t>:</w:t>
-      </w:r>
-      <w:r>
-        <w:t xml:space="preserve"> 16.000.000.000 đ</w:t>
-      </w:r>
-      <w:r>
-        <w:t>ồ</w:t>
-      </w:r>
-      <w:r>
-        <w:t>ng.</w:t>
+        <w:t>Vốn điều lệ: 16.000.000.000 đồng.</w:t>
       </w:r>
     </w:p>
     <w:p>
       <w:r>
-        <w:t>B</w:t>
-      </w:r>
-      <w:r>
-        <w:t>ằ</w:t>
-      </w:r>
-      <w:r>
-        <w:t>ng ch</w:t>
-      </w:r>
-      <w:r>
-        <w:t>ữ</w:t>
-      </w:r>
-      <w:r>
-        <w:t>: Mư</w:t>
-      </w:r>
-      <w:r>
-        <w:t>ờ</w:t>
-      </w:r>
-      <w:r>
-        <w:t>i sáu t</w:t>
-      </w:r>
-      <w:r>
-        <w:t>ỷ</w:t>
-      </w:r>
-      <w:r>
-        <w:t xml:space="preserve"> đ</w:t>
-      </w:r>
-      <w:r>
-        <w:t>ồ</w:t>
-      </w:r>
-      <w:r>
-        <w:t>ng</w:t>
+        <w:t>Bằng chữ: Mười sáu tỷ đồng</w:t>
       </w:r>
     </w:p>
     <w:p>
       <w:r>
         <w:lastRenderedPageBreak/>
         <w:br/>
-        <w:t>4. Danh sách thành viên góp v</w:t>
-      </w:r>
-      <w:r>
-        <w:t>ố</w:t>
-      </w:r>
-      <w:r>
-        <w:t>n</w:t>
+        <w:t>4. Danh sách thành viên góp vốn</w:t>
       </w:r>
     </w:p>
     <w:tbl>
@@ -789,19 +209,7 @@
           </w:tcPr>
           <w:p>
             <w:r>
-              <w:t>Qu</w:t>
-            </w:r>
-            <w:r>
-              <w:t>ố</w:t>
-            </w:r>
-            <w:r>
-              <w:t>c t</w:t>
-            </w:r>
-            <w:r>
-              <w:t>ị</w:t>
-            </w:r>
-            <w:r>
-              <w:t>ch</w:t>
+              <w:t>Quốc tịch</w:t>
             </w:r>
           </w:p>
         </w:tc>
@@ -811,25 +219,7 @@
           </w:tcPr>
           <w:p>
             <w:r>
-              <w:t>Đ</w:t>
-            </w:r>
-            <w:r>
-              <w:t>ị</w:t>
-            </w:r>
-            <w:r>
-              <w:t>a ch</w:t>
-            </w:r>
-            <w:r>
-              <w:t>ỉ</w:t>
-            </w:r>
-            <w:r>
-              <w:t xml:space="preserve"> liên l</w:t>
-            </w:r>
-            <w:r>
-              <w:t>ạ</w:t>
-            </w:r>
-            <w:r>
-              <w:t>c</w:t>
+              <w:t>Địa chỉ liên lạc</w:t>
             </w:r>
           </w:p>
         </w:tc>
@@ -839,19 +229,7 @@
           </w:tcPr>
           <w:p>
             <w:r>
-              <w:t>Ph</w:t>
-            </w:r>
-            <w:r>
-              <w:t>ầ</w:t>
-            </w:r>
-            <w:r>
-              <w:t>n v</w:t>
-            </w:r>
-            <w:r>
-              <w:t>ố</w:t>
-            </w:r>
-            <w:r>
-              <w:t>n góp (VNĐ)</w:t>
+              <w:t>Phần vốn góp (VNĐ)</w:t>
             </w:r>
           </w:p>
         </w:tc>
@@ -861,19 +239,7 @@
           </w:tcPr>
           <w:p>
             <w:r>
-              <w:t>T</w:t>
-            </w:r>
-            <w:r>
-              <w:t>ỷ</w:t>
-            </w:r>
-            <w:r>
-              <w:t xml:space="preserve"> l</w:t>
-            </w:r>
-            <w:r>
-              <w:t>ệ</w:t>
-            </w:r>
-            <w:r>
-              <w:t xml:space="preserve"> (%)</w:t>
+              <w:t>Tỷ lệ (%)</w:t>
             </w:r>
           </w:p>
         </w:tc>
@@ -905,13 +271,7 @@
           </w:tcPr>
           <w:p>
             <w:r>
-              <w:t>Vi</w:t>
-            </w:r>
-            <w:r>
-              <w:t>ệ</w:t>
-            </w:r>
-            <w:r>
-              <w:t>t Nam</w:t>
+              <w:t>Việt Nam</w:t>
             </w:r>
           </w:p>
         </w:tc>
@@ -921,25 +281,7 @@
           </w:tcPr>
           <w:p>
             <w:r>
-              <w:t>Thôn 3, Xã Th</w:t>
-            </w:r>
-            <w:r>
-              <w:t>ọ</w:t>
-            </w:r>
-            <w:r>
-              <w:t xml:space="preserve"> Xuân, T</w:t>
-            </w:r>
-            <w:r>
-              <w:t>ỉ</w:t>
-            </w:r>
-            <w:r>
-              <w:t>nh Thanh Hóa, Vi</w:t>
-            </w:r>
-            <w:r>
-              <w:t>ệ</w:t>
-            </w:r>
-            <w:r>
-              <w:t>t Nam</w:t>
+              <w:t>Thôn 3, Xã Thọ Xuân, Tỉnh Thanh Hóa, Việt Nam</w:t>
             </w:r>
           </w:p>
         </w:tc>
@@ -981,10 +323,7 @@
           </w:tcPr>
           <w:p>
             <w:r>
-              <w:t xml:space="preserve">LÊ </w:t>
-            </w:r>
-            <w:r>
-              <w:t>VĂN GIANG</w:t>
+              <w:t>LÊ VĂN GIANG</w:t>
             </w:r>
           </w:p>
         </w:tc>
@@ -994,13 +333,7 @@
           </w:tcPr>
           <w:p>
             <w:r>
-              <w:t>Vi</w:t>
-            </w:r>
-            <w:r>
-              <w:t>ệ</w:t>
-            </w:r>
-            <w:r>
-              <w:t>t Nam</w:t>
+              <w:t>Việt Nam</w:t>
             </w:r>
           </w:p>
         </w:tc>
@@ -1010,25 +343,7 @@
           </w:tcPr>
           <w:p>
             <w:r>
-              <w:t>Thôn 2, Xã Th</w:t>
-            </w:r>
-            <w:r>
-              <w:t>ọ</w:t>
-            </w:r>
-            <w:r>
-              <w:t xml:space="preserve"> Xuân, T</w:t>
-            </w:r>
-            <w:r>
-              <w:t>ỉ</w:t>
-            </w:r>
-            <w:r>
-              <w:t>nh Thanh Hóa, Vi</w:t>
-            </w:r>
-            <w:r>
-              <w:t>ệ</w:t>
-            </w:r>
-            <w:r>
-              <w:t>t Nam</w:t>
+              <w:t>Thôn 2, Xã Thọ Xuân, Tỉnh Thanh Hóa, Việt Nam</w:t>
             </w:r>
           </w:p>
         </w:tc>
@@ -1057,77 +372,17 @@
     <w:p>
       <w:r>
         <w:br/>
-        <w:t>5. Ngư</w:t>
-      </w:r>
-      <w:r>
-        <w:t>ờ</w:t>
-      </w:r>
-      <w:r>
-        <w:t>i đ</w:t>
-      </w:r>
-      <w:r>
-        <w:t>ạ</w:t>
-      </w:r>
-      <w:r>
-        <w:t>i di</w:t>
-      </w:r>
-      <w:r>
-        <w:t>ệ</w:t>
-      </w:r>
-      <w:r>
-        <w:t>n theo pháp lu</w:t>
-      </w:r>
-      <w:r>
-        <w:t>ậ</w:t>
-      </w:r>
-      <w:r>
-        <w:t>t c</w:t>
-      </w:r>
-      <w:r>
-        <w:t>ủ</w:t>
-      </w:r>
-      <w:r>
-        <w:t>a công ty</w:t>
+        <w:t>5. Người đại diện theo pháp luật của công ty</w:t>
       </w:r>
     </w:p>
     <w:p>
       <w:r>
-        <w:t>H</w:t>
-      </w:r>
-      <w:r>
-        <w:t>ọ</w:t>
-      </w:r>
-      <w:r>
-        <w:t>, ch</w:t>
-      </w:r>
-      <w:r>
-        <w:t>ữ</w:t>
-      </w:r>
-      <w:r>
-        <w:t xml:space="preserve"> đ</w:t>
-      </w:r>
-      <w:r>
-        <w:t>ệ</w:t>
-      </w:r>
-      <w:r>
-        <w:t>m và tên: LÊ VĂN LONG</w:t>
+        <w:t>Họ, chữ đệm và tên: LÊ VĂN LONG</w:t>
       </w:r>
     </w:p>
     <w:p>
       <w:r>
-        <w:t>Ch</w:t>
-      </w:r>
-      <w:r>
-        <w:t>ứ</w:t>
-      </w:r>
-      <w:r>
-        <w:t>c danh: Giám đ</w:t>
-      </w:r>
-      <w:r>
-        <w:t>ố</w:t>
-      </w:r>
-      <w:r>
-        <w:t>c</w:t>
+        <w:t>Chức danh: Giám đốc</w:t>
       </w:r>
     </w:p>
     <w:p>
@@ -1136,149 +391,88 @@
       </w:r>
       <w:r>
         <w:tab/>
-        <w:t>Gi</w:t>
-      </w:r>
-      <w:r>
-        <w:t>ớ</w:t>
-      </w:r>
-      <w:r>
-        <w:t>i tính: Nam</w:t>
+        <w:t>Giới tính: Nam</w:t>
       </w:r>
     </w:p>
     <w:p>
       <w:r>
-        <w:t>S</w:t>
-      </w:r>
-      <w:r>
-        <w:t>ố</w:t>
-      </w:r>
-      <w:r>
-        <w:t xml:space="preserve"> đ</w:t>
-      </w:r>
-      <w:r>
-        <w:t>ị</w:t>
-      </w:r>
-      <w:r>
-        <w:t xml:space="preserve">nh danh cá nhân: </w:t>
-      </w:r>
-      <w:r>
-        <w:t>038088009310</w:t>
+        <w:t>Số định danh cá nhân: 038088009310</w:t>
       </w:r>
       <w:r>
         <w:tab/>
-        <w:t>Qu</w:t>
-      </w:r>
-      <w:r>
-        <w:t>ố</w:t>
-      </w:r>
-      <w:r>
-        <w:t>c t</w:t>
-      </w:r>
-      <w:r>
-        <w:t>ị</w:t>
-      </w:r>
-      <w:r>
-        <w:t>ch: Vi</w:t>
-      </w:r>
-      <w:r>
-        <w:t>ệ</w:t>
-      </w:r>
-      <w:r>
-        <w:t>t Nam</w:t>
+        <w:t>Quốc tịch: Việt Nam</w:t>
       </w:r>
     </w:p>
     <w:p>
       <w:r>
-        <w:t>Đ</w:t>
+        <w:t>Địa chỉ liên lạc: Thôn 3, Xã Thọ Xuân, Tỉnh Thanh Hóa, Việt Nam</w:t>
       </w:r>
+    </w:p>
+    <w:p>
       <w:r>
-        <w:t>ị</w:t>
-      </w:r>
-      <w:r>
-        <w:t>a ch</w:t>
-      </w:r>
-      <w:r>
-        <w:t>ỉ</w:t>
-      </w:r>
-      <w:r>
-        <w:t xml:space="preserve"> liên l</w:t>
-      </w:r>
-      <w:r>
-        <w:t>ạ</w:t>
-      </w:r>
-      <w:r>
-        <w:t>c: Thôn 3, Xã Th</w:t>
-      </w:r>
-      <w:r>
-        <w:t>ọ</w:t>
-      </w:r>
-      <w:r>
-        <w:t xml:space="preserve"> Xuân, T</w:t>
-      </w:r>
-      <w:r>
-        <w:t>ỉ</w:t>
-      </w:r>
-      <w:r>
-        <w:t>nh Thanh Hóa, Vi</w:t>
-      </w:r>
-      <w:r>
-        <w:t>ệ</w:t>
-      </w:r>
-      <w:r>
-        <w:t>t Nam</w:t>
+        <w:t>Nội dung thay đổi:</w:t>
       </w:r>
     </w:p>
     <w:p>
       <w:pPr>
-        <w:jc w:val="right"/>
+        <w:pStyle w:val="ListParagraph"/>
+        <w:numPr>
+          <w:ilvl w:val="0"/>
+          <w:numId w:val="10"/>
+        </w:numPr>
       </w:pPr>
       <w:r>
-        <w:br/>
+        <w:t>Chuyển đổi loại hình doanh nghiệp: Từ công ty TNHH 2 thành viên trở thành công ty TNHH 1 thành viên</w:t>
+      </w:r>
+    </w:p>
+    <w:p>
+      <w:pPr>
+        <w:pStyle w:val="ListParagraph"/>
+        <w:numPr>
+          <w:ilvl w:val="0"/>
+          <w:numId w:val="10"/>
+        </w:numPr>
+      </w:pPr>
+      <w:r>
+        <w:t xml:space="preserve">Ông </w:t>
       </w:r>
       <w:r>
-        <w:br/>
-        <w:t>KT. TRƯ</w:t>
+        <w:t>LÊ VĂN GIANG</w:t>
+      </w:r>
+      <w:bookmarkStart w:id="0" w:name="_GoBack"/>
+      <w:bookmarkEnd w:id="0"/>
+      <w:r>
+        <w:t xml:space="preserve"> bán toàn bộ phần vốn góp cho ông </w:t>
       </w:r>
       <w:r>
-        <w:t>Ở</w:t>
+        <w:t>LÊ VĂN LONG</w:t>
       </w:r>
       <w:r>
-        <w:t>NG PHÒNG</w:t>
+        <w:t xml:space="preserve"> và không còn là thành viên</w:t>
       </w:r>
+    </w:p>
+    <w:p>
+      <w:pPr>
+        <w:pStyle w:val="ListParagraph"/>
+        <w:numPr>
+          <w:ilvl w:val="0"/>
+          <w:numId w:val="10"/>
+        </w:numPr>
+      </w:pPr>
       <w:r>
-        <w:br/>
-        <w:t>PHÓ TRƯ</w:t>
+        <w:t>Tăng vốn điều lệ lên 35 tỷ(ông Long góp thêm 19 tỷ đồng)</w:t>
       </w:r>
+    </w:p>
+    <w:p>
+      <w:pPr>
+        <w:pStyle w:val="ListParagraph"/>
+        <w:numPr>
+          <w:ilvl w:val="0"/>
+          <w:numId w:val="10"/>
+        </w:numPr>
+      </w:pPr>
       <w:r>
-        <w:t>Ở</w:t>
-      </w:r>
-      <w:r>
-        <w:t>NG PHÒNG</w:t>
-      </w:r>
-      <w:r>
-        <w:br/>
-      </w:r>
-      <w:r>
-        <w:br/>
-      </w:r>
-      <w:r>
-        <w:br/>
-      </w:r>
-      <w:r>
-        <w:br/>
-        <w:t>Đ</w:t>
-      </w:r>
-      <w:r>
-        <w:t>ỗ</w:t>
-      </w:r>
-      <w:r>
-        <w:t xml:space="preserve"> Th</w:t>
-      </w:r>
-      <w:r>
-        <w:t>ị</w:t>
-      </w:r>
-      <w:r>
-        <w:t xml:space="preserve"> Hoa</w:t>
+        <w:t>Ngày văn bản và hợp đồng: ngày 24 tháng 7 năm 2026</w:t>
       </w:r>
     </w:p>
     <w:sectPr>
@@ -1464,6 +658,119 @@
       </w:rPr>
     </w:lvl>
   </w:abstractNum>
+  <w:abstractNum w:abstractNumId="9" w15:restartNumberingAfterBreak="0">
+    <w:nsid w:val="06F75C32"/>
+    <w:multiLevelType w:val="hybridMultilevel"/>
+    <w:tmpl w:val="6574AC06"/>
+    <w:lvl w:ilvl="0" w:tplc="04090001">
+      <w:start w:val="1"/>
+      <w:numFmt w:val="bullet"/>
+      <w:lvlText w:val=""/>
+      <w:lvlJc w:val="left"/>
+      <w:pPr>
+        <w:ind w:left="720" w:hanging="360"/>
+      </w:pPr>
+      <w:rPr>
+        <w:rFonts w:ascii="Symbol" w:hAnsi="Symbol" w:hint="default"/>
+      </w:rPr>
+    </w:lvl>
+    <w:lvl w:ilvl="1" w:tplc="04090003" w:tentative="1">
+      <w:start w:val="1"/>
+      <w:numFmt w:val="bullet"/>
+      <w:lvlText w:val="o"/>
+      <w:lvlJc w:val="left"/>
+      <w:pPr>
+        <w:ind w:left="1440" w:hanging="360"/>
+      </w:pPr>
+      <w:rPr>
+        <w:rFonts w:ascii="Courier New" w:hAnsi="Courier New" w:cs="Courier New" w:hint="default"/>
+      </w:rPr>
+    </w:lvl>
+    <w:lvl w:ilvl="2" w:tplc="04090005" w:tentative="1">
+      <w:start w:val="1"/>
+      <w:numFmt w:val="bullet"/>
+      <w:lvlText w:val=""/>
+      <w:lvlJc w:val="left"/>
+      <w:pPr>
+        <w:ind w:left="2160" w:hanging="360"/>
+      </w:pPr>
+      <w:rPr>
+        <w:rFonts w:ascii="Wingdings" w:hAnsi="Wingdings" w:hint="default"/>
+      </w:rPr>
+    </w:lvl>
+    <w:lvl w:ilvl="3" w:tplc="04090001" w:tentative="1">
+      <w:start w:val="1"/>
+      <w:numFmt w:val="bullet"/>
+      <w:lvlText w:val=""/>
+      <w:lvlJc w:val="left"/>
+      <w:pPr>
+        <w:ind w:left="2880" w:hanging="360"/>
+      </w:pPr>
+      <w:rPr>
+        <w:rFonts w:ascii="Symbol" w:hAnsi="Symbol" w:hint="default"/>
+      </w:rPr>
+    </w:lvl>
+    <w:lvl w:ilvl="4" w:tplc="04090003" w:tentative="1">
+      <w:start w:val="1"/>
+      <w:numFmt w:val="bullet"/>
+      <w:lvlText w:val="o"/>
+      <w:lvlJc w:val="left"/>
+      <w:pPr>
+        <w:ind w:left="3600" w:hanging="360"/>
+      </w:pPr>
+      <w:rPr>
+        <w:rFonts w:ascii="Courier New" w:hAnsi="Courier New" w:cs="Courier New" w:hint="default"/>
+      </w:rPr>
+    </w:lvl>
+    <w:lvl w:ilvl="5" w:tplc="04090005" w:tentative="1">
+      <w:start w:val="1"/>
+      <w:numFmt w:val="bullet"/>
+      <w:lvlText w:val=""/>
+      <w:lvlJc w:val="left"/>
+      <w:pPr>
+        <w:ind w:left="4320" w:hanging="360"/>
+      </w:pPr>
+      <w:rPr>
+        <w:rFonts w:ascii="Wingdings" w:hAnsi="Wingdings" w:hint="default"/>
+      </w:rPr>
+    </w:lvl>
+    <w:lvl w:ilvl="6" w:tplc="04090001" w:tentative="1">
+      <w:start w:val="1"/>
+      <w:numFmt w:val="bullet"/>
+      <w:lvlText w:val=""/>
+      <w:lvlJc w:val="left"/>
+      <w:pPr>
+        <w:ind w:left="5040" w:hanging="360"/>
+      </w:pPr>
+      <w:rPr>
+        <w:rFonts w:ascii="Symbol" w:hAnsi="Symbol" w:hint="default"/>
+      </w:rPr>
+    </w:lvl>
+    <w:lvl w:ilvl="7" w:tplc="04090003" w:tentative="1">
+      <w:start w:val="1"/>
+      <w:numFmt w:val="bullet"/>
+      <w:lvlText w:val="o"/>
+      <w:lvlJc w:val="left"/>
+      <w:pPr>
+        <w:ind w:left="5760" w:hanging="360"/>
+      </w:pPr>
+      <w:rPr>
+        <w:rFonts w:ascii="Courier New" w:hAnsi="Courier New" w:cs="Courier New" w:hint="default"/>
+      </w:rPr>
+    </w:lvl>
+    <w:lvl w:ilvl="8" w:tplc="04090005" w:tentative="1">
+      <w:start w:val="1"/>
+      <w:numFmt w:val="bullet"/>
+      <w:lvlText w:val=""/>
+      <w:lvlJc w:val="left"/>
+      <w:pPr>
+        <w:ind w:left="6480" w:hanging="360"/>
+      </w:pPr>
+      <w:rPr>
+        <w:rFonts w:ascii="Wingdings" w:hAnsi="Wingdings" w:hint="default"/>
+      </w:rPr>
+    </w:lvl>
+  </w:abstractNum>
   <w:num w:numId="1">
     <w:abstractNumId w:val="8"/>
   </w:num>
@@ -1490,6 +797,9 @@
   </w:num>
   <w:num w:numId="9">
     <w:abstractNumId w:val="0"/>
+  </w:num>
+  <w:num w:numId="10">
+    <w:abstractNumId w:val="9"/>
   </w:num>
 </w:numbering>
 </file>
@@ -13197,7 +12507,7 @@
 </file>
 
 <file path=customXml/itemProps1.xml><?xml version="1.0" encoding="utf-8"?>
-<ds:datastoreItem xmlns:ds="http://schemas.openxmlformats.org/officeDocument/2006/customXml" ds:itemID="{A44D3817-79B2-4B47-91D9-61ACBCDF29F1}">
+<ds:datastoreItem xmlns:ds="http://schemas.openxmlformats.org/officeDocument/2006/customXml" ds:itemID="{6BCA1333-1C81-44C1-B8C1-83C38A6D2E4D}">
   <ds:schemaRefs>
     <ds:schemaRef ds:uri="http://schemas.openxmlformats.org/officeDocument/2006/bibliography"/>
   </ds:schemaRefs>
